--- a/physics/2-sem/1.3.3/133.docx
+++ b/physics/2-sem/1.3.3/133.docx
@@ -3984,14 +3984,7 @@
             <w:rFonts w:ascii="Cambria Math" w:eastAsiaTheme="minorEastAsia" w:hAnsi="Cambria Math" w:cs="Times New Roman"/>
             <w:sz w:val="28"/>
           </w:rPr>
-          <m:t>=</m:t>
-        </m:r>
-        <m:r>
-          <w:rPr>
-            <w:rFonts w:ascii="Cambria Math" w:eastAsiaTheme="minorEastAsia" w:hAnsi="Cambria Math" w:cs="Times New Roman"/>
-            <w:sz w:val="28"/>
-          </w:rPr>
-          <m:t>3,00</m:t>
+          <m:t>=3,00</m:t>
         </m:r>
         <m:r>
           <m:rPr>
@@ -4008,21 +4001,7 @@
             <w:rFonts w:ascii="Cambria Math" w:eastAsiaTheme="minorEastAsia" w:hAnsi="Cambria Math" w:cs="Times New Roman"/>
             <w:sz w:val="28"/>
           </w:rPr>
-          <m:t>0</m:t>
-        </m:r>
-        <m:r>
-          <w:rPr>
-            <w:rFonts w:ascii="Cambria Math" w:eastAsiaTheme="minorEastAsia" w:hAnsi="Cambria Math" w:cs="Times New Roman"/>
-            <w:sz w:val="28"/>
-          </w:rPr>
-          <m:t>,</m:t>
-        </m:r>
-        <m:r>
-          <w:rPr>
-            <w:rFonts w:ascii="Cambria Math" w:eastAsiaTheme="minorEastAsia" w:hAnsi="Cambria Math" w:cs="Times New Roman"/>
-            <w:sz w:val="28"/>
-          </w:rPr>
-          <m:t xml:space="preserve">1 мм, </m:t>
+          <m:t xml:space="preserve">0,1 мм, </m:t>
         </m:r>
         <m:r>
           <m:rPr>
@@ -4091,8 +4070,6 @@
           <w:sz w:val="28"/>
         </w:rPr>
       </w:pPr>
-      <w:bookmarkStart w:id="0" w:name="_GoBack"/>
-      <w:bookmarkEnd w:id="0"/>
       <w:r>
         <w:rPr>
           <w:rFonts w:ascii="Times New Roman" w:eastAsiaTheme="minorEastAsia" w:hAnsi="Times New Roman" w:cs="Times New Roman"/>
@@ -5044,7 +5021,6 @@
                 <w:rPr>
                   <w:rFonts w:ascii="Cambria Math" w:eastAsiaTheme="minorEastAsia" w:hAnsi="Cambria Math" w:cs="Times New Roman"/>
                   <w:sz w:val="28"/>
-                  <w:lang w:val="en-US"/>
                 </w:rPr>
                 <m:t xml:space="preserve">  </m:t>
               </m:r>
@@ -5127,14 +5103,7 @@
               <w:rFonts w:ascii="Cambria Math" w:eastAsiaTheme="minorEastAsia" w:hAnsi="Cambria Math" w:cs="Times New Roman"/>
               <w:sz w:val="28"/>
             </w:rPr>
-            <m:t>=</m:t>
-          </m:r>
-          <m:r>
-            <w:rPr>
-              <w:rFonts w:ascii="Cambria Math" w:eastAsiaTheme="minorEastAsia" w:hAnsi="Cambria Math" w:cs="Times New Roman"/>
-              <w:sz w:val="28"/>
-            </w:rPr>
-            <m:t>1,22</m:t>
+            <m:t>=1,22</m:t>
           </m:r>
           <m:r>
             <m:rPr>
@@ -5356,14 +5325,7 @@
                   <w:rFonts w:ascii="Cambria Math" w:eastAsiaTheme="minorEastAsia" w:hAnsi="Cambria Math" w:cs="Times New Roman"/>
                   <w:sz w:val="28"/>
                 </w:rPr>
-                <m:t>1,</m:t>
-              </m:r>
-              <m:r>
-                <w:rPr>
-                  <w:rFonts w:ascii="Cambria Math" w:eastAsiaTheme="minorEastAsia" w:hAnsi="Cambria Math" w:cs="Times New Roman"/>
-                  <w:sz w:val="28"/>
-                </w:rPr>
-                <m:t>44</m:t>
+                <m:t>1,44</m:t>
               </m:r>
               <m:r>
                 <m:rPr>
@@ -5426,518 +5388,6 @@
                   <w:sz w:val="28"/>
                 </w:rPr>
                 <m:t>0,19</m:t>
-              </m:r>
-              <m:r>
-                <m:rPr>
-                  <m:sty m:val="p"/>
-                </m:rPr>
-                <w:rPr>
-                  <w:rFonts w:ascii="Cambria Math" w:eastAsiaTheme="minorEastAsia" w:hAnsi="Cambria Math" w:cs="Times New Roman"/>
-                  <w:sz w:val="28"/>
-                </w:rPr>
-                <m:t>×</m:t>
-              </m:r>
-              <m:sSup>
-                <m:sSupPr>
-                  <m:ctrlPr>
-                    <w:rPr>
-                      <w:rFonts w:ascii="Cambria Math" w:eastAsiaTheme="minorEastAsia" w:hAnsi="Cambria Math" w:cs="Times New Roman"/>
-                      <w:i/>
-                      <w:sz w:val="28"/>
-                    </w:rPr>
-                  </m:ctrlPr>
-                </m:sSupPr>
-                <m:e>
-                  <m:r>
-                    <w:rPr>
-                      <w:rFonts w:ascii="Cambria Math" w:eastAsiaTheme="minorEastAsia" w:hAnsi="Cambria Math" w:cs="Times New Roman"/>
-                      <w:sz w:val="28"/>
-                    </w:rPr>
-                    <m:t>10</m:t>
-                  </m:r>
-                  <m:ctrlPr>
-                    <w:rPr>
-                      <w:rFonts w:ascii="Cambria Math" w:eastAsiaTheme="minorEastAsia" w:hAnsi="Cambria Math" w:cs="Times New Roman"/>
-                      <w:sz w:val="28"/>
-                    </w:rPr>
-                  </m:ctrlPr>
-                </m:e>
-                <m:sup>
-                  <m:r>
-                    <w:rPr>
-                      <w:rFonts w:ascii="Cambria Math" w:eastAsiaTheme="minorEastAsia" w:hAnsi="Cambria Math" w:cs="Times New Roman"/>
-                      <w:sz w:val="28"/>
-                    </w:rPr>
-                    <m:t>-</m:t>
-                  </m:r>
-                  <m:r>
-                    <w:rPr>
-                      <w:rFonts w:ascii="Cambria Math" w:eastAsiaTheme="minorEastAsia" w:hAnsi="Cambria Math" w:cs="Times New Roman"/>
-                      <w:sz w:val="28"/>
-                    </w:rPr>
-                    <m:t>5</m:t>
-                  </m:r>
-                </m:sup>
-              </m:sSup>
-            </m:e>
-          </m:d>
-          <m:r>
-            <w:rPr>
-              <w:rFonts w:ascii="Cambria Math" w:eastAsiaTheme="minorEastAsia" w:hAnsi="Cambria Math" w:cs="Times New Roman"/>
-              <w:sz w:val="28"/>
-            </w:rPr>
-            <m:t> </m:t>
-          </m:r>
-          <m:r>
-            <m:rPr>
-              <m:nor/>
-            </m:rPr>
-            <w:rPr>
-              <w:rFonts w:ascii="Cambria Math" w:eastAsiaTheme="minorEastAsia" w:hAnsi="Cambria Math" w:cs="Times New Roman"/>
-              <w:sz w:val="28"/>
-            </w:rPr>
-            <m:t>Па</m:t>
-          </m:r>
-          <m:r>
-            <m:rPr>
-              <m:sty m:val="p"/>
-            </m:rPr>
-            <w:rPr>
-              <w:rFonts w:ascii="Cambria Math" w:eastAsiaTheme="minorEastAsia" w:hAnsi="Cambria Math" w:cs="Times New Roman"/>
-              <w:sz w:val="28"/>
-            </w:rPr>
-            <m:t>⋅</m:t>
-          </m:r>
-          <m:r>
-            <m:rPr>
-              <m:nor/>
-            </m:rPr>
-            <w:rPr>
-              <w:rFonts w:ascii="Cambria Math" w:eastAsiaTheme="minorEastAsia" w:hAnsi="Cambria Math" w:cs="Times New Roman"/>
-              <w:sz w:val="28"/>
-            </w:rPr>
-            <m:t>с</m:t>
-          </m:r>
-          <m:r>
-            <w:rPr>
-              <w:rFonts w:ascii="Cambria Math" w:eastAsiaTheme="minorEastAsia" w:hAnsi="Cambria Math" w:cs="Times New Roman"/>
-              <w:sz w:val="28"/>
-            </w:rPr>
-            <m:t>,</m:t>
-          </m:r>
-          <m:sSub>
-            <m:sSubPr>
-              <m:ctrlPr>
-                <w:rPr>
-                  <w:rFonts w:ascii="Cambria Math" w:eastAsiaTheme="minorEastAsia" w:hAnsi="Cambria Math" w:cs="Times New Roman"/>
-                  <w:i/>
-                  <w:sz w:val="28"/>
-                </w:rPr>
-              </m:ctrlPr>
-            </m:sSubPr>
-            <m:e>
-              <m:r>
-                <m:rPr>
-                  <m:sty m:val="p"/>
-                </m:rPr>
-                <w:rPr>
-                  <w:rFonts w:ascii="Cambria Math" w:eastAsiaTheme="minorEastAsia" w:hAnsi="Cambria Math" w:cs="Times New Roman"/>
-                  <w:sz w:val="28"/>
-                </w:rPr>
-                <m:t xml:space="preserve">  </m:t>
-              </m:r>
-              <m:r>
-                <m:rPr>
-                  <m:sty m:val="p"/>
-                </m:rPr>
-                <w:rPr>
-                  <w:rFonts w:ascii="Cambria Math" w:eastAsiaTheme="minorEastAsia" w:hAnsi="Cambria Math" w:cs="Times New Roman"/>
-                  <w:sz w:val="28"/>
-                  <w:lang w:val="en-US"/>
-                </w:rPr>
-                <m:t>ω</m:t>
-              </m:r>
-            </m:e>
-            <m:sub>
-              <m:r>
-                <w:rPr>
-                  <w:rFonts w:ascii="Cambria Math" w:eastAsiaTheme="minorEastAsia" w:hAnsi="Cambria Math" w:cs="Times New Roman"/>
-                  <w:sz w:val="28"/>
-                </w:rPr>
-                <m:t>отн</m:t>
-              </m:r>
-              <m:r>
-                <w:rPr>
-                  <w:rFonts w:ascii="Cambria Math" w:eastAsiaTheme="minorEastAsia" w:hAnsi="Cambria Math" w:cs="Times New Roman"/>
-                  <w:sz w:val="28"/>
-                </w:rPr>
-                <m:t>2</m:t>
-              </m:r>
-            </m:sub>
-          </m:sSub>
-          <m:r>
-            <w:rPr>
-              <w:rFonts w:ascii="Cambria Math" w:eastAsiaTheme="minorEastAsia" w:hAnsi="Cambria Math" w:cs="Times New Roman"/>
-              <w:sz w:val="28"/>
-            </w:rPr>
-            <m:t>=</m:t>
-          </m:r>
-          <m:r>
-            <w:rPr>
-              <w:rFonts w:ascii="Cambria Math" w:eastAsiaTheme="minorEastAsia" w:hAnsi="Cambria Math" w:cs="Times New Roman"/>
-              <w:sz w:val="28"/>
-            </w:rPr>
-            <m:t>13,4</m:t>
-          </m:r>
-          <m:r>
-            <w:rPr>
-              <w:rFonts w:ascii="Cambria Math" w:eastAsiaTheme="minorEastAsia" w:hAnsi="Cambria Math" w:cs="Times New Roman"/>
-              <w:sz w:val="28"/>
-            </w:rPr>
-            <m:t>%</m:t>
-          </m:r>
-        </m:oMath>
-      </m:oMathPara>
-    </w:p>
-    <w:p>
-      <w:pPr>
-        <w:tabs>
-          <w:tab w:val="left" w:pos="1700"/>
-        </w:tabs>
-        <w:jc w:val="both"/>
-        <w:rPr>
-          <w:rFonts w:ascii="Times New Roman" w:eastAsiaTheme="minorEastAsia" w:hAnsi="Times New Roman" w:cs="Times New Roman"/>
-          <w:sz w:val="28"/>
-        </w:rPr>
-      </w:pPr>
-      <m:oMathPara>
-        <m:oMath>
-          <m:sSub>
-            <m:sSubPr>
-              <m:ctrlPr>
-                <w:rPr>
-                  <w:rFonts w:ascii="Cambria Math" w:eastAsiaTheme="minorEastAsia" w:hAnsi="Cambria Math" w:cs="Times New Roman"/>
-                  <w:i/>
-                  <w:sz w:val="28"/>
-                </w:rPr>
-              </m:ctrlPr>
-            </m:sSubPr>
-            <m:e>
-              <m:r>
-                <w:rPr>
-                  <w:rFonts w:ascii="Cambria Math" w:eastAsiaTheme="minorEastAsia" w:hAnsi="Cambria Math" w:cs="Times New Roman"/>
-                  <w:sz w:val="28"/>
-                </w:rPr>
-                <m:t>k</m:t>
-              </m:r>
-            </m:e>
-            <m:sub>
-              <m:r>
-                <w:rPr>
-                  <w:rFonts w:ascii="Cambria Math" w:eastAsiaTheme="minorEastAsia" w:hAnsi="Cambria Math" w:cs="Times New Roman"/>
-                  <w:sz w:val="28"/>
-                </w:rPr>
-                <m:t>3</m:t>
-              </m:r>
-            </m:sub>
-          </m:sSub>
-          <m:r>
-            <w:rPr>
-              <w:rFonts w:ascii="Cambria Math" w:eastAsiaTheme="minorEastAsia" w:hAnsi="Cambria Math" w:cs="Times New Roman"/>
-              <w:sz w:val="28"/>
-            </w:rPr>
-            <m:t>=</m:t>
-          </m:r>
-          <m:r>
-            <w:rPr>
-              <w:rFonts w:ascii="Cambria Math" w:eastAsiaTheme="minorEastAsia" w:hAnsi="Cambria Math" w:cs="Times New Roman"/>
-              <w:sz w:val="28"/>
-            </w:rPr>
-            <m:t>4,20</m:t>
-          </m:r>
-          <m:r>
-            <m:rPr>
-              <m:sty m:val="p"/>
-            </m:rPr>
-            <w:rPr>
-              <w:rFonts w:ascii="Cambria Math" w:eastAsiaTheme="minorEastAsia" w:hAnsi="Cambria Math" w:cs="Times New Roman"/>
-              <w:sz w:val="28"/>
-            </w:rPr>
-            <m:t>×</m:t>
-          </m:r>
-          <m:sSup>
-            <m:sSupPr>
-              <m:ctrlPr>
-                <w:rPr>
-                  <w:rFonts w:ascii="Cambria Math" w:eastAsiaTheme="minorEastAsia" w:hAnsi="Cambria Math" w:cs="Times New Roman"/>
-                  <w:i/>
-                  <w:sz w:val="28"/>
-                </w:rPr>
-              </m:ctrlPr>
-            </m:sSupPr>
-            <m:e>
-              <m:r>
-                <w:rPr>
-                  <w:rFonts w:ascii="Cambria Math" w:eastAsiaTheme="minorEastAsia" w:hAnsi="Cambria Math" w:cs="Times New Roman"/>
-                  <w:sz w:val="28"/>
-                </w:rPr>
-                <m:t>10</m:t>
-              </m:r>
-              <m:ctrlPr>
-                <w:rPr>
-                  <w:rFonts w:ascii="Cambria Math" w:eastAsiaTheme="minorEastAsia" w:hAnsi="Cambria Math" w:cs="Times New Roman"/>
-                  <w:sz w:val="28"/>
-                </w:rPr>
-              </m:ctrlPr>
-            </m:e>
-            <m:sup>
-              <m:r>
-                <w:rPr>
-                  <w:rFonts w:ascii="Cambria Math" w:eastAsiaTheme="minorEastAsia" w:hAnsi="Cambria Math" w:cs="Times New Roman"/>
-                  <w:sz w:val="28"/>
-                </w:rPr>
-                <m:t>-7</m:t>
-              </m:r>
-            </m:sup>
-          </m:sSup>
-          <m:r>
-            <w:rPr>
-              <w:rFonts w:ascii="Cambria Math" w:eastAsiaTheme="minorEastAsia" w:hAnsi="Cambria Math" w:cs="Times New Roman"/>
-              <w:sz w:val="28"/>
-            </w:rPr>
-            <m:t> </m:t>
-          </m:r>
-          <m:f>
-            <m:fPr>
-              <m:ctrlPr>
-                <w:rPr>
-                  <w:rFonts w:ascii="Cambria Math" w:eastAsiaTheme="minorEastAsia" w:hAnsi="Cambria Math" w:cs="Times New Roman"/>
-                  <w:sz w:val="28"/>
-                </w:rPr>
-              </m:ctrlPr>
-            </m:fPr>
-            <m:num>
-              <m:sSup>
-                <m:sSupPr>
-                  <m:ctrlPr>
-                    <w:rPr>
-                      <w:rFonts w:ascii="Cambria Math" w:eastAsiaTheme="minorEastAsia" w:hAnsi="Cambria Math" w:cs="Times New Roman"/>
-                      <w:i/>
-                      <w:sz w:val="28"/>
-                    </w:rPr>
-                  </m:ctrlPr>
-                </m:sSupPr>
-                <m:e>
-                  <m:r>
-                    <m:rPr>
-                      <m:nor/>
-                    </m:rPr>
-                    <w:rPr>
-                      <w:rFonts w:ascii="Cambria Math" w:eastAsiaTheme="minorEastAsia" w:hAnsi="Cambria Math" w:cs="Times New Roman"/>
-                      <w:sz w:val="28"/>
-                    </w:rPr>
-                    <m:t>м</m:t>
-                  </m:r>
-                </m:e>
-                <m:sup>
-                  <m:r>
-                    <w:rPr>
-                      <w:rFonts w:ascii="Cambria Math" w:eastAsiaTheme="minorEastAsia" w:hAnsi="Cambria Math" w:cs="Times New Roman"/>
-                      <w:sz w:val="28"/>
-                    </w:rPr>
-                    <m:t>3</m:t>
-                  </m:r>
-                </m:sup>
-              </m:sSup>
-              <m:r>
-                <m:rPr>
-                  <m:lit/>
-                </m:rPr>
-                <w:rPr>
-                  <w:rFonts w:ascii="Cambria Math" w:eastAsiaTheme="minorEastAsia" w:hAnsi="Cambria Math" w:cs="Times New Roman"/>
-                  <w:sz w:val="28"/>
-                </w:rPr>
-                <m:t>/</m:t>
-              </m:r>
-              <m:r>
-                <m:rPr>
-                  <m:nor/>
-                </m:rPr>
-                <w:rPr>
-                  <w:rFonts w:ascii="Cambria Math" w:eastAsiaTheme="minorEastAsia" w:hAnsi="Cambria Math" w:cs="Times New Roman"/>
-                  <w:sz w:val="28"/>
-                </w:rPr>
-                <m:t>с</m:t>
-              </m:r>
-              <m:ctrlPr>
-                <w:rPr>
-                  <w:rFonts w:ascii="Cambria Math" w:eastAsiaTheme="minorEastAsia" w:hAnsi="Cambria Math" w:cs="Times New Roman"/>
-                  <w:i/>
-                  <w:sz w:val="28"/>
-                </w:rPr>
-              </m:ctrlPr>
-            </m:num>
-            <m:den>
-              <m:r>
-                <m:rPr>
-                  <m:nor/>
-                </m:rPr>
-                <w:rPr>
-                  <w:rFonts w:ascii="Cambria Math" w:eastAsiaTheme="minorEastAsia" w:hAnsi="Cambria Math" w:cs="Times New Roman"/>
-                  <w:sz w:val="28"/>
-                </w:rPr>
-                <m:t>Па</m:t>
-              </m:r>
-              <m:ctrlPr>
-                <w:rPr>
-                  <w:rFonts w:ascii="Cambria Math" w:eastAsiaTheme="minorEastAsia" w:hAnsi="Cambria Math" w:cs="Times New Roman"/>
-                  <w:i/>
-                  <w:sz w:val="28"/>
-                </w:rPr>
-              </m:ctrlPr>
-            </m:den>
-          </m:f>
-          <m:r>
-            <w:rPr>
-              <w:rFonts w:ascii="Cambria Math" w:eastAsiaTheme="minorEastAsia" w:hAnsi="Cambria Math" w:cs="Times New Roman"/>
-              <w:sz w:val="28"/>
-            </w:rPr>
-            <m:t>,</m:t>
-          </m:r>
-          <m:r>
-            <m:rPr>
-              <m:sty m:val="p"/>
-            </m:rPr>
-            <w:rPr>
-              <w:rFonts w:ascii="Cambria Math" w:eastAsiaTheme="minorEastAsia" w:hAnsi="Cambria Math" w:cs="Times New Roman"/>
-              <w:sz w:val="28"/>
-            </w:rPr>
-            <m:t> </m:t>
-          </m:r>
-          <m:sSub>
-            <m:sSubPr>
-              <m:ctrlPr>
-                <w:rPr>
-                  <w:rFonts w:ascii="Cambria Math" w:eastAsiaTheme="minorEastAsia" w:hAnsi="Cambria Math" w:cs="Times New Roman"/>
-                  <w:i/>
-                  <w:sz w:val="28"/>
-                </w:rPr>
-              </m:ctrlPr>
-            </m:sSubPr>
-            <m:e>
-              <m:r>
-                <m:rPr>
-                  <m:sty m:val="p"/>
-                </m:rPr>
-                <w:rPr>
-                  <w:rFonts w:ascii="Cambria Math" w:eastAsiaTheme="minorEastAsia" w:hAnsi="Cambria Math" w:cs="Times New Roman"/>
-                  <w:sz w:val="28"/>
-                </w:rPr>
-                <m:t>η</m:t>
-              </m:r>
-              <m:ctrlPr>
-                <w:rPr>
-                  <w:rFonts w:ascii="Cambria Math" w:eastAsiaTheme="minorEastAsia" w:hAnsi="Cambria Math" w:cs="Times New Roman"/>
-                  <w:sz w:val="28"/>
-                </w:rPr>
-              </m:ctrlPr>
-            </m:e>
-            <m:sub>
-              <m:r>
-                <w:rPr>
-                  <w:rFonts w:ascii="Cambria Math" w:eastAsiaTheme="minorEastAsia" w:hAnsi="Cambria Math" w:cs="Times New Roman"/>
-                  <w:sz w:val="28"/>
-                </w:rPr>
-                <m:t>3</m:t>
-              </m:r>
-            </m:sub>
-          </m:sSub>
-          <m:r>
-            <w:rPr>
-              <w:rFonts w:ascii="Cambria Math" w:eastAsiaTheme="minorEastAsia" w:hAnsi="Cambria Math" w:cs="Times New Roman"/>
-              <w:sz w:val="28"/>
-            </w:rPr>
-            <m:t>=</m:t>
-          </m:r>
-          <m:d>
-            <m:dPr>
-              <m:ctrlPr>
-                <w:rPr>
-                  <w:rFonts w:ascii="Cambria Math" w:eastAsiaTheme="minorEastAsia" w:hAnsi="Cambria Math" w:cs="Times New Roman"/>
-                  <w:i/>
-                  <w:sz w:val="28"/>
-                </w:rPr>
-              </m:ctrlPr>
-            </m:dPr>
-            <m:e>
-              <m:r>
-                <w:rPr>
-                  <w:rFonts w:ascii="Cambria Math" w:eastAsiaTheme="minorEastAsia" w:hAnsi="Cambria Math" w:cs="Times New Roman"/>
-                  <w:sz w:val="28"/>
-                </w:rPr>
-                <m:t>1,90</m:t>
-              </m:r>
-              <m:r>
-                <m:rPr>
-                  <m:sty m:val="p"/>
-                </m:rPr>
-                <w:rPr>
-                  <w:rFonts w:ascii="Cambria Math" w:eastAsiaTheme="minorEastAsia" w:hAnsi="Cambria Math" w:cs="Times New Roman"/>
-                  <w:sz w:val="28"/>
-                </w:rPr>
-                <m:t>×</m:t>
-              </m:r>
-              <m:sSup>
-                <m:sSupPr>
-                  <m:ctrlPr>
-                    <w:rPr>
-                      <w:rFonts w:ascii="Cambria Math" w:eastAsiaTheme="minorEastAsia" w:hAnsi="Cambria Math" w:cs="Times New Roman"/>
-                      <w:i/>
-                      <w:sz w:val="28"/>
-                    </w:rPr>
-                  </m:ctrlPr>
-                </m:sSupPr>
-                <m:e>
-                  <m:r>
-                    <w:rPr>
-                      <w:rFonts w:ascii="Cambria Math" w:eastAsiaTheme="minorEastAsia" w:hAnsi="Cambria Math" w:cs="Times New Roman"/>
-                      <w:sz w:val="28"/>
-                    </w:rPr>
-                    <m:t>10</m:t>
-                  </m:r>
-                  <m:ctrlPr>
-                    <w:rPr>
-                      <w:rFonts w:ascii="Cambria Math" w:eastAsiaTheme="minorEastAsia" w:hAnsi="Cambria Math" w:cs="Times New Roman"/>
-                      <w:sz w:val="28"/>
-                    </w:rPr>
-                  </m:ctrlPr>
-                </m:e>
-                <m:sup>
-                  <m:r>
-                    <w:rPr>
-                      <w:rFonts w:ascii="Cambria Math" w:eastAsiaTheme="minorEastAsia" w:hAnsi="Cambria Math" w:cs="Times New Roman"/>
-                      <w:sz w:val="28"/>
-                    </w:rPr>
-                    <m:t>-5</m:t>
-                  </m:r>
-                </m:sup>
-              </m:sSup>
-              <m:r>
-                <m:rPr>
-                  <m:sty m:val="p"/>
-                </m:rPr>
-                <w:rPr>
-                  <w:rFonts w:ascii="Cambria Math" w:eastAsiaTheme="minorEastAsia" w:hAnsi="Cambria Math" w:cs="Times New Roman"/>
-                  <w:sz w:val="28"/>
-                </w:rPr>
-                <m:t>±</m:t>
-              </m:r>
-              <m:r>
-                <w:rPr>
-                  <w:rFonts w:ascii="Cambria Math" w:eastAsiaTheme="minorEastAsia" w:hAnsi="Cambria Math" w:cs="Times New Roman"/>
-                  <w:sz w:val="28"/>
-                </w:rPr>
-                <m:t>0,10</m:t>
               </m:r>
               <m:r>
                 <m:rPr>
@@ -6069,8 +5519,257 @@
                   <w:rFonts w:ascii="Cambria Math" w:eastAsiaTheme="minorEastAsia" w:hAnsi="Cambria Math" w:cs="Times New Roman"/>
                   <w:sz w:val="28"/>
                 </w:rPr>
-                <m:t>отн</m:t>
+                <m:t>отн2</m:t>
               </m:r>
+            </m:sub>
+          </m:sSub>
+          <m:r>
+            <w:rPr>
+              <w:rFonts w:ascii="Cambria Math" w:eastAsiaTheme="minorEastAsia" w:hAnsi="Cambria Math" w:cs="Times New Roman"/>
+              <w:sz w:val="28"/>
+            </w:rPr>
+            <m:t>=13,4%</m:t>
+          </m:r>
+        </m:oMath>
+      </m:oMathPara>
+    </w:p>
+    <w:p>
+      <w:pPr>
+        <w:tabs>
+          <w:tab w:val="left" w:pos="1700"/>
+        </w:tabs>
+        <w:jc w:val="both"/>
+        <w:rPr>
+          <w:rFonts w:ascii="Times New Roman" w:eastAsiaTheme="minorEastAsia" w:hAnsi="Times New Roman" w:cs="Times New Roman"/>
+          <w:sz w:val="28"/>
+        </w:rPr>
+      </w:pPr>
+      <m:oMathPara>
+        <m:oMath>
+          <m:sSub>
+            <m:sSubPr>
+              <m:ctrlPr>
+                <w:rPr>
+                  <w:rFonts w:ascii="Cambria Math" w:eastAsiaTheme="minorEastAsia" w:hAnsi="Cambria Math" w:cs="Times New Roman"/>
+                  <w:i/>
+                  <w:sz w:val="28"/>
+                </w:rPr>
+              </m:ctrlPr>
+            </m:sSubPr>
+            <m:e>
+              <m:r>
+                <w:rPr>
+                  <w:rFonts w:ascii="Cambria Math" w:eastAsiaTheme="minorEastAsia" w:hAnsi="Cambria Math" w:cs="Times New Roman"/>
+                  <w:sz w:val="28"/>
+                </w:rPr>
+                <m:t>k</m:t>
+              </m:r>
+            </m:e>
+            <m:sub>
+              <m:r>
+                <w:rPr>
+                  <w:rFonts w:ascii="Cambria Math" w:eastAsiaTheme="minorEastAsia" w:hAnsi="Cambria Math" w:cs="Times New Roman"/>
+                  <w:sz w:val="28"/>
+                </w:rPr>
+                <m:t>3</m:t>
+              </m:r>
+            </m:sub>
+          </m:sSub>
+          <m:r>
+            <w:rPr>
+              <w:rFonts w:ascii="Cambria Math" w:eastAsiaTheme="minorEastAsia" w:hAnsi="Cambria Math" w:cs="Times New Roman"/>
+              <w:sz w:val="28"/>
+            </w:rPr>
+            <m:t>=4,20</m:t>
+          </m:r>
+          <m:r>
+            <m:rPr>
+              <m:sty m:val="p"/>
+            </m:rPr>
+            <w:rPr>
+              <w:rFonts w:ascii="Cambria Math" w:eastAsiaTheme="minorEastAsia" w:hAnsi="Cambria Math" w:cs="Times New Roman"/>
+              <w:sz w:val="28"/>
+            </w:rPr>
+            <m:t>×</m:t>
+          </m:r>
+          <m:sSup>
+            <m:sSupPr>
+              <m:ctrlPr>
+                <w:rPr>
+                  <w:rFonts w:ascii="Cambria Math" w:eastAsiaTheme="minorEastAsia" w:hAnsi="Cambria Math" w:cs="Times New Roman"/>
+                  <w:i/>
+                  <w:sz w:val="28"/>
+                </w:rPr>
+              </m:ctrlPr>
+            </m:sSupPr>
+            <m:e>
+              <m:r>
+                <w:rPr>
+                  <w:rFonts w:ascii="Cambria Math" w:eastAsiaTheme="minorEastAsia" w:hAnsi="Cambria Math" w:cs="Times New Roman"/>
+                  <w:sz w:val="28"/>
+                </w:rPr>
+                <m:t>10</m:t>
+              </m:r>
+              <m:ctrlPr>
+                <w:rPr>
+                  <w:rFonts w:ascii="Cambria Math" w:eastAsiaTheme="minorEastAsia" w:hAnsi="Cambria Math" w:cs="Times New Roman"/>
+                  <w:sz w:val="28"/>
+                </w:rPr>
+              </m:ctrlPr>
+            </m:e>
+            <m:sup>
+              <m:r>
+                <w:rPr>
+                  <w:rFonts w:ascii="Cambria Math" w:eastAsiaTheme="minorEastAsia" w:hAnsi="Cambria Math" w:cs="Times New Roman"/>
+                  <w:sz w:val="28"/>
+                </w:rPr>
+                <m:t>-7</m:t>
+              </m:r>
+            </m:sup>
+          </m:sSup>
+          <m:r>
+            <w:rPr>
+              <w:rFonts w:ascii="Cambria Math" w:eastAsiaTheme="minorEastAsia" w:hAnsi="Cambria Math" w:cs="Times New Roman"/>
+              <w:sz w:val="28"/>
+            </w:rPr>
+            <m:t> </m:t>
+          </m:r>
+          <m:f>
+            <m:fPr>
+              <m:ctrlPr>
+                <w:rPr>
+                  <w:rFonts w:ascii="Cambria Math" w:eastAsiaTheme="minorEastAsia" w:hAnsi="Cambria Math" w:cs="Times New Roman"/>
+                  <w:sz w:val="28"/>
+                </w:rPr>
+              </m:ctrlPr>
+            </m:fPr>
+            <m:num>
+              <m:sSup>
+                <m:sSupPr>
+                  <m:ctrlPr>
+                    <w:rPr>
+                      <w:rFonts w:ascii="Cambria Math" w:eastAsiaTheme="minorEastAsia" w:hAnsi="Cambria Math" w:cs="Times New Roman"/>
+                      <w:i/>
+                      <w:sz w:val="28"/>
+                    </w:rPr>
+                  </m:ctrlPr>
+                </m:sSupPr>
+                <m:e>
+                  <m:r>
+                    <m:rPr>
+                      <m:nor/>
+                    </m:rPr>
+                    <w:rPr>
+                      <w:rFonts w:ascii="Cambria Math" w:eastAsiaTheme="minorEastAsia" w:hAnsi="Cambria Math" w:cs="Times New Roman"/>
+                      <w:sz w:val="28"/>
+                    </w:rPr>
+                    <m:t>м</m:t>
+                  </m:r>
+                </m:e>
+                <m:sup>
+                  <m:r>
+                    <w:rPr>
+                      <w:rFonts w:ascii="Cambria Math" w:eastAsiaTheme="minorEastAsia" w:hAnsi="Cambria Math" w:cs="Times New Roman"/>
+                      <w:sz w:val="28"/>
+                    </w:rPr>
+                    <m:t>3</m:t>
+                  </m:r>
+                </m:sup>
+              </m:sSup>
+              <m:r>
+                <m:rPr>
+                  <m:lit/>
+                </m:rPr>
+                <w:rPr>
+                  <w:rFonts w:ascii="Cambria Math" w:eastAsiaTheme="minorEastAsia" w:hAnsi="Cambria Math" w:cs="Times New Roman"/>
+                  <w:sz w:val="28"/>
+                </w:rPr>
+                <m:t>/</m:t>
+              </m:r>
+              <m:r>
+                <m:rPr>
+                  <m:nor/>
+                </m:rPr>
+                <w:rPr>
+                  <w:rFonts w:ascii="Cambria Math" w:eastAsiaTheme="minorEastAsia" w:hAnsi="Cambria Math" w:cs="Times New Roman"/>
+                  <w:sz w:val="28"/>
+                </w:rPr>
+                <m:t>с</m:t>
+              </m:r>
+              <m:ctrlPr>
+                <w:rPr>
+                  <w:rFonts w:ascii="Cambria Math" w:eastAsiaTheme="minorEastAsia" w:hAnsi="Cambria Math" w:cs="Times New Roman"/>
+                  <w:i/>
+                  <w:sz w:val="28"/>
+                </w:rPr>
+              </m:ctrlPr>
+            </m:num>
+            <m:den>
+              <m:r>
+                <m:rPr>
+                  <m:nor/>
+                </m:rPr>
+                <w:rPr>
+                  <w:rFonts w:ascii="Cambria Math" w:eastAsiaTheme="minorEastAsia" w:hAnsi="Cambria Math" w:cs="Times New Roman"/>
+                  <w:sz w:val="28"/>
+                </w:rPr>
+                <m:t>Па</m:t>
+              </m:r>
+              <m:ctrlPr>
+                <w:rPr>
+                  <w:rFonts w:ascii="Cambria Math" w:eastAsiaTheme="minorEastAsia" w:hAnsi="Cambria Math" w:cs="Times New Roman"/>
+                  <w:i/>
+                  <w:sz w:val="28"/>
+                </w:rPr>
+              </m:ctrlPr>
+            </m:den>
+          </m:f>
+          <m:r>
+            <w:rPr>
+              <w:rFonts w:ascii="Cambria Math" w:eastAsiaTheme="minorEastAsia" w:hAnsi="Cambria Math" w:cs="Times New Roman"/>
+              <w:sz w:val="28"/>
+            </w:rPr>
+            <m:t>,</m:t>
+          </m:r>
+          <m:r>
+            <m:rPr>
+              <m:sty m:val="p"/>
+            </m:rPr>
+            <w:rPr>
+              <w:rFonts w:ascii="Cambria Math" w:eastAsiaTheme="minorEastAsia" w:hAnsi="Cambria Math" w:cs="Times New Roman"/>
+              <w:sz w:val="28"/>
+            </w:rPr>
+            <m:t> </m:t>
+          </m:r>
+          <m:sSub>
+            <m:sSubPr>
+              <m:ctrlPr>
+                <w:rPr>
+                  <w:rFonts w:ascii="Cambria Math" w:eastAsiaTheme="minorEastAsia" w:hAnsi="Cambria Math" w:cs="Times New Roman"/>
+                  <w:i/>
+                  <w:sz w:val="28"/>
+                </w:rPr>
+              </m:ctrlPr>
+            </m:sSubPr>
+            <m:e>
+              <m:r>
+                <m:rPr>
+                  <m:sty m:val="p"/>
+                </m:rPr>
+                <w:rPr>
+                  <w:rFonts w:ascii="Cambria Math" w:eastAsiaTheme="minorEastAsia" w:hAnsi="Cambria Math" w:cs="Times New Roman"/>
+                  <w:sz w:val="28"/>
+                </w:rPr>
+                <m:t>η</m:t>
+              </m:r>
+              <m:ctrlPr>
+                <w:rPr>
+                  <w:rFonts w:ascii="Cambria Math" w:eastAsiaTheme="minorEastAsia" w:hAnsi="Cambria Math" w:cs="Times New Roman"/>
+                  <w:sz w:val="28"/>
+                </w:rPr>
+              </m:ctrlPr>
+            </m:e>
+            <m:sub>
               <m:r>
                 <w:rPr>
                   <w:rFonts w:ascii="Cambria Math" w:eastAsiaTheme="minorEastAsia" w:hAnsi="Cambria Math" w:cs="Times New Roman"/>
@@ -6087,19 +5786,226 @@
             </w:rPr>
             <m:t>=</m:t>
           </m:r>
+          <m:d>
+            <m:dPr>
+              <m:ctrlPr>
+                <w:rPr>
+                  <w:rFonts w:ascii="Cambria Math" w:eastAsiaTheme="minorEastAsia" w:hAnsi="Cambria Math" w:cs="Times New Roman"/>
+                  <w:i/>
+                  <w:sz w:val="28"/>
+                </w:rPr>
+              </m:ctrlPr>
+            </m:dPr>
+            <m:e>
+              <m:r>
+                <w:rPr>
+                  <w:rFonts w:ascii="Cambria Math" w:eastAsiaTheme="minorEastAsia" w:hAnsi="Cambria Math" w:cs="Times New Roman"/>
+                  <w:sz w:val="28"/>
+                </w:rPr>
+                <m:t>1,90</m:t>
+              </m:r>
+              <m:r>
+                <m:rPr>
+                  <m:sty m:val="p"/>
+                </m:rPr>
+                <w:rPr>
+                  <w:rFonts w:ascii="Cambria Math" w:eastAsiaTheme="minorEastAsia" w:hAnsi="Cambria Math" w:cs="Times New Roman"/>
+                  <w:sz w:val="28"/>
+                </w:rPr>
+                <m:t>×</m:t>
+              </m:r>
+              <m:sSup>
+                <m:sSupPr>
+                  <m:ctrlPr>
+                    <w:rPr>
+                      <w:rFonts w:ascii="Cambria Math" w:eastAsiaTheme="minorEastAsia" w:hAnsi="Cambria Math" w:cs="Times New Roman"/>
+                      <w:i/>
+                      <w:sz w:val="28"/>
+                    </w:rPr>
+                  </m:ctrlPr>
+                </m:sSupPr>
+                <m:e>
+                  <m:r>
+                    <w:rPr>
+                      <w:rFonts w:ascii="Cambria Math" w:eastAsiaTheme="minorEastAsia" w:hAnsi="Cambria Math" w:cs="Times New Roman"/>
+                      <w:sz w:val="28"/>
+                    </w:rPr>
+                    <m:t>10</m:t>
+                  </m:r>
+                  <m:ctrlPr>
+                    <w:rPr>
+                      <w:rFonts w:ascii="Cambria Math" w:eastAsiaTheme="minorEastAsia" w:hAnsi="Cambria Math" w:cs="Times New Roman"/>
+                      <w:sz w:val="28"/>
+                    </w:rPr>
+                  </m:ctrlPr>
+                </m:e>
+                <m:sup>
+                  <m:r>
+                    <w:rPr>
+                      <w:rFonts w:ascii="Cambria Math" w:eastAsiaTheme="minorEastAsia" w:hAnsi="Cambria Math" w:cs="Times New Roman"/>
+                      <w:sz w:val="28"/>
+                    </w:rPr>
+                    <m:t>-5</m:t>
+                  </m:r>
+                </m:sup>
+              </m:sSup>
+              <m:r>
+                <m:rPr>
+                  <m:sty m:val="p"/>
+                </m:rPr>
+                <w:rPr>
+                  <w:rFonts w:ascii="Cambria Math" w:eastAsiaTheme="minorEastAsia" w:hAnsi="Cambria Math" w:cs="Times New Roman"/>
+                  <w:sz w:val="28"/>
+                </w:rPr>
+                <m:t>±</m:t>
+              </m:r>
+              <m:r>
+                <w:rPr>
+                  <w:rFonts w:ascii="Cambria Math" w:eastAsiaTheme="minorEastAsia" w:hAnsi="Cambria Math" w:cs="Times New Roman"/>
+                  <w:sz w:val="28"/>
+                </w:rPr>
+                <m:t>0,10</m:t>
+              </m:r>
+              <m:r>
+                <m:rPr>
+                  <m:sty m:val="p"/>
+                </m:rPr>
+                <w:rPr>
+                  <w:rFonts w:ascii="Cambria Math" w:eastAsiaTheme="minorEastAsia" w:hAnsi="Cambria Math" w:cs="Times New Roman"/>
+                  <w:sz w:val="28"/>
+                </w:rPr>
+                <m:t>×</m:t>
+              </m:r>
+              <m:sSup>
+                <m:sSupPr>
+                  <m:ctrlPr>
+                    <w:rPr>
+                      <w:rFonts w:ascii="Cambria Math" w:eastAsiaTheme="minorEastAsia" w:hAnsi="Cambria Math" w:cs="Times New Roman"/>
+                      <w:i/>
+                      <w:sz w:val="28"/>
+                    </w:rPr>
+                  </m:ctrlPr>
+                </m:sSupPr>
+                <m:e>
+                  <m:r>
+                    <w:rPr>
+                      <w:rFonts w:ascii="Cambria Math" w:eastAsiaTheme="minorEastAsia" w:hAnsi="Cambria Math" w:cs="Times New Roman"/>
+                      <w:sz w:val="28"/>
+                    </w:rPr>
+                    <m:t>10</m:t>
+                  </m:r>
+                  <m:ctrlPr>
+                    <w:rPr>
+                      <w:rFonts w:ascii="Cambria Math" w:eastAsiaTheme="minorEastAsia" w:hAnsi="Cambria Math" w:cs="Times New Roman"/>
+                      <w:sz w:val="28"/>
+                    </w:rPr>
+                  </m:ctrlPr>
+                </m:e>
+                <m:sup>
+                  <m:r>
+                    <w:rPr>
+                      <w:rFonts w:ascii="Cambria Math" w:eastAsiaTheme="minorEastAsia" w:hAnsi="Cambria Math" w:cs="Times New Roman"/>
+                      <w:sz w:val="28"/>
+                    </w:rPr>
+                    <m:t>-5</m:t>
+                  </m:r>
+                </m:sup>
+              </m:sSup>
+            </m:e>
+          </m:d>
           <m:r>
             <w:rPr>
               <w:rFonts w:ascii="Cambria Math" w:eastAsiaTheme="minorEastAsia" w:hAnsi="Cambria Math" w:cs="Times New Roman"/>
               <w:sz w:val="28"/>
             </w:rPr>
-            <m:t>5,3</m:t>
+            <m:t> </m:t>
+          </m:r>
+          <m:r>
+            <m:rPr>
+              <m:nor/>
+            </m:rPr>
+            <w:rPr>
+              <w:rFonts w:ascii="Cambria Math" w:eastAsiaTheme="minorEastAsia" w:hAnsi="Cambria Math" w:cs="Times New Roman"/>
+              <w:sz w:val="28"/>
+            </w:rPr>
+            <m:t>Па</m:t>
+          </m:r>
+          <m:r>
+            <m:rPr>
+              <m:sty m:val="p"/>
+            </m:rPr>
+            <w:rPr>
+              <w:rFonts w:ascii="Cambria Math" w:eastAsiaTheme="minorEastAsia" w:hAnsi="Cambria Math" w:cs="Times New Roman"/>
+              <w:sz w:val="28"/>
+            </w:rPr>
+            <m:t>⋅</m:t>
+          </m:r>
+          <m:r>
+            <m:rPr>
+              <m:nor/>
+            </m:rPr>
+            <w:rPr>
+              <w:rFonts w:ascii="Cambria Math" w:eastAsiaTheme="minorEastAsia" w:hAnsi="Cambria Math" w:cs="Times New Roman"/>
+              <w:sz w:val="28"/>
+            </w:rPr>
+            <m:t>с</m:t>
           </m:r>
           <m:r>
             <w:rPr>
               <w:rFonts w:ascii="Cambria Math" w:eastAsiaTheme="minorEastAsia" w:hAnsi="Cambria Math" w:cs="Times New Roman"/>
               <w:sz w:val="28"/>
             </w:rPr>
-            <m:t>%</m:t>
+            <m:t>,</m:t>
+          </m:r>
+          <m:sSub>
+            <m:sSubPr>
+              <m:ctrlPr>
+                <w:rPr>
+                  <w:rFonts w:ascii="Cambria Math" w:eastAsiaTheme="minorEastAsia" w:hAnsi="Cambria Math" w:cs="Times New Roman"/>
+                  <w:i/>
+                  <w:sz w:val="28"/>
+                </w:rPr>
+              </m:ctrlPr>
+            </m:sSubPr>
+            <m:e>
+              <m:r>
+                <m:rPr>
+                  <m:sty m:val="p"/>
+                </m:rPr>
+                <w:rPr>
+                  <w:rFonts w:ascii="Cambria Math" w:eastAsiaTheme="minorEastAsia" w:hAnsi="Cambria Math" w:cs="Times New Roman"/>
+                  <w:sz w:val="28"/>
+                </w:rPr>
+                <m:t xml:space="preserve">  </m:t>
+              </m:r>
+              <m:r>
+                <m:rPr>
+                  <m:sty m:val="p"/>
+                </m:rPr>
+                <w:rPr>
+                  <w:rFonts w:ascii="Cambria Math" w:eastAsiaTheme="minorEastAsia" w:hAnsi="Cambria Math" w:cs="Times New Roman"/>
+                  <w:sz w:val="28"/>
+                  <w:lang w:val="en-US"/>
+                </w:rPr>
+                <m:t>ω</m:t>
+              </m:r>
+            </m:e>
+            <m:sub>
+              <m:r>
+                <w:rPr>
+                  <w:rFonts w:ascii="Cambria Math" w:eastAsiaTheme="minorEastAsia" w:hAnsi="Cambria Math" w:cs="Times New Roman"/>
+                  <w:sz w:val="28"/>
+                </w:rPr>
+                <m:t>отн3</m:t>
+              </m:r>
+            </m:sub>
+          </m:sSub>
+          <m:r>
+            <w:rPr>
+              <w:rFonts w:ascii="Cambria Math" w:eastAsiaTheme="minorEastAsia" w:hAnsi="Cambria Math" w:cs="Times New Roman"/>
+              <w:sz w:val="28"/>
+            </w:rPr>
+            <m:t>=5,3%</m:t>
           </m:r>
         </m:oMath>
       </m:oMathPara>
@@ -6840,147 +6746,7 @@
           <w:color w:val="auto"/>
           <w:sz w:val="22"/>
         </w:rPr>
-        <w:t xml:space="preserve">: </w:t>
-      </w:r>
-      <w:proofErr w:type="spellStart"/>
-      <w:r>
-        <w:rPr>
-          <w:rFonts w:ascii="Times New Roman" w:hAnsi="Times New Roman" w:cs="Times New Roman"/>
-          <w:i w:val="0"/>
-          <w:color w:val="auto"/>
-          <w:sz w:val="22"/>
-        </w:rPr>
-        <w:t>график</w:t>
-      </w:r>
-      <w:proofErr w:type="spellEnd"/>
-      <w:r>
-        <w:rPr>
-          <w:rFonts w:ascii="Times New Roman" w:hAnsi="Times New Roman" w:cs="Times New Roman"/>
-          <w:i w:val="0"/>
-          <w:color w:val="auto"/>
-          <w:sz w:val="22"/>
-        </w:rPr>
-        <w:t xml:space="preserve"> </w:t>
-      </w:r>
-      <w:proofErr w:type="spellStart"/>
-      <w:r>
-        <w:rPr>
-          <w:rFonts w:ascii="Times New Roman" w:hAnsi="Times New Roman" w:cs="Times New Roman"/>
-          <w:i w:val="0"/>
-          <w:color w:val="auto"/>
-          <w:sz w:val="22"/>
-        </w:rPr>
-        <w:t>зависимости</w:t>
-      </w:r>
-      <w:proofErr w:type="spellEnd"/>
-      <w:r>
-        <w:rPr>
-          <w:rFonts w:ascii="Times New Roman" w:hAnsi="Times New Roman" w:cs="Times New Roman"/>
-          <w:i w:val="0"/>
-          <w:color w:val="auto"/>
-          <w:sz w:val="22"/>
-        </w:rPr>
-        <w:t xml:space="preserve"> </w:t>
-      </w:r>
-      <w:proofErr w:type="spellStart"/>
-      <w:r>
-        <w:rPr>
-          <w:rFonts w:ascii="Times New Roman" w:hAnsi="Times New Roman" w:cs="Times New Roman"/>
-          <w:i w:val="0"/>
-          <w:color w:val="auto"/>
-          <w:sz w:val="22"/>
-        </w:rPr>
-        <w:t>расхода</w:t>
-      </w:r>
-      <w:proofErr w:type="spellEnd"/>
-      <w:r>
-        <w:rPr>
-          <w:rFonts w:ascii="Times New Roman" w:hAnsi="Times New Roman" w:cs="Times New Roman"/>
-          <w:i w:val="0"/>
-          <w:color w:val="auto"/>
-          <w:sz w:val="22"/>
-        </w:rPr>
-        <w:t xml:space="preserve"> </w:t>
-      </w:r>
-      <w:proofErr w:type="spellStart"/>
-      <w:r>
-        <w:rPr>
-          <w:rFonts w:ascii="Times New Roman" w:hAnsi="Times New Roman" w:cs="Times New Roman"/>
-          <w:i w:val="0"/>
-          <w:color w:val="auto"/>
-          <w:sz w:val="22"/>
-        </w:rPr>
-        <w:t>от</w:t>
-      </w:r>
-      <w:proofErr w:type="spellEnd"/>
-      <w:r>
-        <w:rPr>
-          <w:rFonts w:ascii="Times New Roman" w:hAnsi="Times New Roman" w:cs="Times New Roman"/>
-          <w:i w:val="0"/>
-          <w:color w:val="auto"/>
-          <w:sz w:val="22"/>
-        </w:rPr>
-        <w:t xml:space="preserve"> </w:t>
-      </w:r>
-      <w:proofErr w:type="spellStart"/>
-      <w:r>
-        <w:rPr>
-          <w:rFonts w:ascii="Times New Roman" w:hAnsi="Times New Roman" w:cs="Times New Roman"/>
-          <w:i w:val="0"/>
-          <w:color w:val="auto"/>
-          <w:sz w:val="22"/>
-        </w:rPr>
-        <w:t>давления</w:t>
-      </w:r>
-      <w:proofErr w:type="spellEnd"/>
-      <w:r>
-        <w:rPr>
-          <w:rFonts w:ascii="Times New Roman" w:hAnsi="Times New Roman" w:cs="Times New Roman"/>
-          <w:i w:val="0"/>
-          <w:color w:val="auto"/>
-          <w:sz w:val="22"/>
-        </w:rPr>
-        <w:t xml:space="preserve"> </w:t>
-      </w:r>
-      <w:proofErr w:type="spellStart"/>
-      <w:r>
-        <w:rPr>
-          <w:rFonts w:ascii="Times New Roman" w:hAnsi="Times New Roman" w:cs="Times New Roman"/>
-          <w:i w:val="0"/>
-          <w:color w:val="auto"/>
-          <w:sz w:val="22"/>
-        </w:rPr>
-        <w:t>для</w:t>
-      </w:r>
-      <w:proofErr w:type="spellEnd"/>
-      <w:r>
-        <w:rPr>
-          <w:rFonts w:ascii="Times New Roman" w:hAnsi="Times New Roman" w:cs="Times New Roman"/>
-          <w:i w:val="0"/>
-          <w:color w:val="auto"/>
-          <w:sz w:val="22"/>
-        </w:rPr>
-        <w:t xml:space="preserve"> </w:t>
-      </w:r>
-      <w:proofErr w:type="spellStart"/>
-      <w:r>
-        <w:rPr>
-          <w:rFonts w:ascii="Times New Roman" w:hAnsi="Times New Roman" w:cs="Times New Roman"/>
-          <w:i w:val="0"/>
-          <w:color w:val="auto"/>
-          <w:sz w:val="22"/>
-        </w:rPr>
-        <w:t>трубки</w:t>
-      </w:r>
-      <w:proofErr w:type="spellEnd"/>
-      <w:r>
-        <w:rPr>
-          <w:rFonts w:ascii="Times New Roman" w:hAnsi="Times New Roman" w:cs="Times New Roman"/>
-          <w:i w:val="0"/>
-          <w:color w:val="auto"/>
-          <w:sz w:val="22"/>
-        </w:rPr>
-        <w:t xml:space="preserve"> d2</w:t>
+        <w:t>: график зависимости расхода от давления для трубки d2</w:t>
       </w:r>
     </w:p>
     <w:p>
@@ -7122,147 +6888,7 @@
           <w:color w:val="auto"/>
           <w:sz w:val="22"/>
         </w:rPr>
-        <w:t xml:space="preserve">: </w:t>
-      </w:r>
-      <w:proofErr w:type="spellStart"/>
-      <w:r>
-        <w:rPr>
-          <w:rFonts w:ascii="Times New Roman" w:hAnsi="Times New Roman" w:cs="Times New Roman"/>
-          <w:i w:val="0"/>
-          <w:color w:val="auto"/>
-          <w:sz w:val="22"/>
-        </w:rPr>
-        <w:t>график</w:t>
-      </w:r>
-      <w:proofErr w:type="spellEnd"/>
-      <w:r>
-        <w:rPr>
-          <w:rFonts w:ascii="Times New Roman" w:hAnsi="Times New Roman" w:cs="Times New Roman"/>
-          <w:i w:val="0"/>
-          <w:color w:val="auto"/>
-          <w:sz w:val="22"/>
-        </w:rPr>
-        <w:t xml:space="preserve"> </w:t>
-      </w:r>
-      <w:proofErr w:type="spellStart"/>
-      <w:r>
-        <w:rPr>
-          <w:rFonts w:ascii="Times New Roman" w:hAnsi="Times New Roman" w:cs="Times New Roman"/>
-          <w:i w:val="0"/>
-          <w:color w:val="auto"/>
-          <w:sz w:val="22"/>
-        </w:rPr>
-        <w:t>зависимости</w:t>
-      </w:r>
-      <w:proofErr w:type="spellEnd"/>
-      <w:r>
-        <w:rPr>
-          <w:rFonts w:ascii="Times New Roman" w:hAnsi="Times New Roman" w:cs="Times New Roman"/>
-          <w:i w:val="0"/>
-          <w:color w:val="auto"/>
-          <w:sz w:val="22"/>
-        </w:rPr>
-        <w:t xml:space="preserve"> </w:t>
-      </w:r>
-      <w:proofErr w:type="spellStart"/>
-      <w:r>
-        <w:rPr>
-          <w:rFonts w:ascii="Times New Roman" w:hAnsi="Times New Roman" w:cs="Times New Roman"/>
-          <w:i w:val="0"/>
-          <w:color w:val="auto"/>
-          <w:sz w:val="22"/>
-        </w:rPr>
-        <w:t>расхода</w:t>
-      </w:r>
-      <w:proofErr w:type="spellEnd"/>
-      <w:r>
-        <w:rPr>
-          <w:rFonts w:ascii="Times New Roman" w:hAnsi="Times New Roman" w:cs="Times New Roman"/>
-          <w:i w:val="0"/>
-          <w:color w:val="auto"/>
-          <w:sz w:val="22"/>
-        </w:rPr>
-        <w:t xml:space="preserve"> </w:t>
-      </w:r>
-      <w:proofErr w:type="spellStart"/>
-      <w:r>
-        <w:rPr>
-          <w:rFonts w:ascii="Times New Roman" w:hAnsi="Times New Roman" w:cs="Times New Roman"/>
-          <w:i w:val="0"/>
-          <w:color w:val="auto"/>
-          <w:sz w:val="22"/>
-        </w:rPr>
-        <w:t>от</w:t>
-      </w:r>
-      <w:proofErr w:type="spellEnd"/>
-      <w:r>
-        <w:rPr>
-          <w:rFonts w:ascii="Times New Roman" w:hAnsi="Times New Roman" w:cs="Times New Roman"/>
-          <w:i w:val="0"/>
-          <w:color w:val="auto"/>
-          <w:sz w:val="22"/>
-        </w:rPr>
-        <w:t xml:space="preserve"> </w:t>
-      </w:r>
-      <w:proofErr w:type="spellStart"/>
-      <w:r>
-        <w:rPr>
-          <w:rFonts w:ascii="Times New Roman" w:hAnsi="Times New Roman" w:cs="Times New Roman"/>
-          <w:i w:val="0"/>
-          <w:color w:val="auto"/>
-          <w:sz w:val="22"/>
-        </w:rPr>
-        <w:t>давления</w:t>
-      </w:r>
-      <w:proofErr w:type="spellEnd"/>
-      <w:r>
-        <w:rPr>
-          <w:rFonts w:ascii="Times New Roman" w:hAnsi="Times New Roman" w:cs="Times New Roman"/>
-          <w:i w:val="0"/>
-          <w:color w:val="auto"/>
-          <w:sz w:val="22"/>
-        </w:rPr>
-        <w:t xml:space="preserve"> </w:t>
-      </w:r>
-      <w:proofErr w:type="spellStart"/>
-      <w:r>
-        <w:rPr>
-          <w:rFonts w:ascii="Times New Roman" w:hAnsi="Times New Roman" w:cs="Times New Roman"/>
-          <w:i w:val="0"/>
-          <w:color w:val="auto"/>
-          <w:sz w:val="22"/>
-        </w:rPr>
-        <w:t>для</w:t>
-      </w:r>
-      <w:proofErr w:type="spellEnd"/>
-      <w:r>
-        <w:rPr>
-          <w:rFonts w:ascii="Times New Roman" w:hAnsi="Times New Roman" w:cs="Times New Roman"/>
-          <w:i w:val="0"/>
-          <w:color w:val="auto"/>
-          <w:sz w:val="22"/>
-        </w:rPr>
-        <w:t xml:space="preserve"> </w:t>
-      </w:r>
-      <w:proofErr w:type="spellStart"/>
-      <w:r>
-        <w:rPr>
-          <w:rFonts w:ascii="Times New Roman" w:hAnsi="Times New Roman" w:cs="Times New Roman"/>
-          <w:i w:val="0"/>
-          <w:color w:val="auto"/>
-          <w:sz w:val="22"/>
-        </w:rPr>
-        <w:t>трубки</w:t>
-      </w:r>
-      <w:proofErr w:type="spellEnd"/>
-      <w:r>
-        <w:rPr>
-          <w:rFonts w:ascii="Times New Roman" w:hAnsi="Times New Roman" w:cs="Times New Roman"/>
-          <w:i w:val="0"/>
-          <w:color w:val="auto"/>
-          <w:sz w:val="22"/>
-        </w:rPr>
-        <w:t xml:space="preserve"> d3</w:t>
+        <w:t>: график зависимости расхода от давления для трубки d3</w:t>
       </w:r>
     </w:p>
     <w:p>
@@ -8500,14 +8126,7 @@
               <w:rFonts w:ascii="Cambria Math" w:eastAsiaTheme="minorEastAsia" w:hAnsi="Cambria Math" w:cs="Times New Roman"/>
               <w:sz w:val="28"/>
             </w:rPr>
-            <m:t>0,</m:t>
-          </m:r>
-          <m:r>
-            <w:rPr>
-              <w:rFonts w:ascii="Cambria Math" w:eastAsiaTheme="minorEastAsia" w:hAnsi="Cambria Math" w:cs="Times New Roman"/>
-              <w:sz w:val="28"/>
-            </w:rPr>
-            <m:t>05</m:t>
+            <m:t>0,05</m:t>
           </m:r>
           <m:r>
             <m:rPr>
@@ -8541,14 +8160,7 @@
               <w:rFonts w:ascii="Cambria Math" w:eastAsiaTheme="minorEastAsia" w:hAnsi="Cambria Math" w:cs="Times New Roman"/>
               <w:sz w:val="28"/>
             </w:rPr>
-            <m:t>Re</m:t>
-          </m:r>
-          <m:r>
-            <w:rPr>
-              <w:rFonts w:ascii="Cambria Math" w:eastAsiaTheme="minorEastAsia" w:hAnsi="Cambria Math" w:cs="Times New Roman"/>
-              <w:sz w:val="28"/>
-            </w:rPr>
-            <m:t>=10,5</m:t>
+            <m:t>Re=10,5</m:t>
           </m:r>
           <m:r>
             <m:rPr>
@@ -8603,14 +8215,7 @@
               <w:rFonts w:ascii="Cambria Math" w:eastAsiaTheme="minorEastAsia" w:hAnsi="Cambria Math" w:cs="Times New Roman"/>
               <w:sz w:val="28"/>
             </w:rPr>
-            <m:t>=11,5</m:t>
-          </m:r>
-          <m:r>
-            <w:rPr>
-              <w:rFonts w:ascii="Cambria Math" w:eastAsiaTheme="minorEastAsia" w:hAnsi="Cambria Math" w:cs="Times New Roman"/>
-              <w:sz w:val="28"/>
-            </w:rPr>
-            <m:t xml:space="preserve"> см</m:t>
+            <m:t>=11,5 см</m:t>
           </m:r>
         </m:oMath>
       </m:oMathPara>
@@ -8673,14 +8278,7 @@
               <w:rFonts w:ascii="Cambria Math" w:eastAsiaTheme="minorEastAsia" w:hAnsi="Cambria Math" w:cs="Times New Roman"/>
               <w:sz w:val="28"/>
             </w:rPr>
-            <m:t>0,</m:t>
-          </m:r>
-          <m:r>
-            <w:rPr>
-              <w:rFonts w:ascii="Cambria Math" w:eastAsiaTheme="minorEastAsia" w:hAnsi="Cambria Math" w:cs="Times New Roman"/>
-              <w:sz w:val="28"/>
-            </w:rPr>
-            <m:t>05</m:t>
+            <m:t>0,05</m:t>
           </m:r>
           <m:r>
             <m:rPr>
@@ -8779,15 +8377,7 @@
               <w:sz w:val="28"/>
               <w:lang w:val="en-US"/>
             </w:rPr>
-            <m:t>=11,5</m:t>
-          </m:r>
-          <m:r>
-            <w:rPr>
-              <w:rFonts w:ascii="Cambria Math" w:eastAsiaTheme="minorEastAsia" w:hAnsi="Cambria Math" w:cs="Times New Roman"/>
-              <w:sz w:val="28"/>
-              <w:lang w:val="en-US"/>
-            </w:rPr>
-            <m:t xml:space="preserve"> см</m:t>
+            <m:t>=11,5 см</m:t>
           </m:r>
         </m:oMath>
       </m:oMathPara>
@@ -9942,6 +9532,78 @@
         </w:rPr>
         <w:t>Цель работы достигнута.</w:t>
       </w:r>
+    </w:p>
+    <w:p>
+      <w:pPr>
+        <w:tabs>
+          <w:tab w:val="left" w:pos="1700"/>
+        </w:tabs>
+        <w:jc w:val="both"/>
+        <w:rPr>
+          <w:rFonts w:ascii="Times New Roman" w:eastAsiaTheme="minorEastAsia" w:hAnsi="Times New Roman" w:cs="Times New Roman"/>
+          <w:sz w:val="28"/>
+        </w:rPr>
+      </w:pPr>
+    </w:p>
+    <w:p>
+      <w:pPr>
+        <w:tabs>
+          <w:tab w:val="left" w:pos="1700"/>
+        </w:tabs>
+        <w:jc w:val="both"/>
+        <w:rPr>
+          <w:rFonts w:ascii="Times New Roman" w:eastAsiaTheme="minorEastAsia" w:hAnsi="Times New Roman" w:cs="Times New Roman"/>
+          <w:sz w:val="28"/>
+        </w:rPr>
+      </w:pPr>
+    </w:p>
+    <w:p>
+      <w:pPr>
+        <w:tabs>
+          <w:tab w:val="left" w:pos="1700"/>
+        </w:tabs>
+        <w:jc w:val="both"/>
+        <w:rPr>
+          <w:rFonts w:ascii="Times New Roman" w:eastAsiaTheme="minorEastAsia" w:hAnsi="Times New Roman" w:cs="Times New Roman"/>
+          <w:sz w:val="28"/>
+        </w:rPr>
+      </w:pPr>
+      <w:r>
+        <w:rPr>
+          <w:rFonts w:ascii="Times New Roman" w:eastAsiaTheme="minorEastAsia" w:hAnsi="Times New Roman" w:cs="Times New Roman"/>
+          <w:sz w:val="28"/>
+        </w:rPr>
+        <w:t>Погрешности последнего графика по хи</w:t>
+      </w:r>
+      <w:r>
+        <w:rPr>
+          <w:rFonts w:ascii="Times New Roman" w:eastAsiaTheme="minorEastAsia" w:hAnsi="Times New Roman" w:cs="Times New Roman"/>
+          <w:sz w:val="28"/>
+        </w:rPr>
+        <w:t>^2</w:t>
+      </w:r>
+    </w:p>
+    <w:p>
+      <w:pPr>
+        <w:tabs>
+          <w:tab w:val="left" w:pos="1700"/>
+        </w:tabs>
+        <w:jc w:val="both"/>
+        <w:rPr>
+          <w:rFonts w:ascii="Times New Roman" w:eastAsiaTheme="minorEastAsia" w:hAnsi="Times New Roman" w:cs="Times New Roman"/>
+          <w:sz w:val="28"/>
+          <w:lang w:val="en-US"/>
+        </w:rPr>
+      </w:pPr>
+      <w:r>
+        <w:rPr>
+          <w:rFonts w:ascii="Times New Roman" w:eastAsiaTheme="minorEastAsia" w:hAnsi="Times New Roman" w:cs="Times New Roman"/>
+          <w:sz w:val="28"/>
+        </w:rPr>
+        <w:t xml:space="preserve">Про аннотацию: писать по выводу, «краткий пересказ для ленивых», скопировать вывод, </w:t>
+      </w:r>
+      <w:bookmarkStart w:id="0" w:name="_GoBack"/>
+      <w:bookmarkEnd w:id="0"/>
     </w:p>
     <w:sectPr>
       <w:pgSz w:w="11906" w:h="16838"/>
@@ -11702,7 +11364,7 @@
 </file>
 
 <file path=customXml/itemProps1.xml><?xml version="1.0" encoding="utf-8"?>
-<ds:datastoreItem xmlns:ds="http://schemas.openxmlformats.org/officeDocument/2006/customXml" ds:itemID="{75AADC2F-86E3-40F3-91A7-82604902AF08}">
+<ds:datastoreItem xmlns:ds="http://schemas.openxmlformats.org/officeDocument/2006/customXml" ds:itemID="{E0F54B16-D016-434C-B90F-06C9E9695055}">
   <ds:schemaRefs>
     <ds:schemaRef ds:uri="http://schemas.openxmlformats.org/officeDocument/2006/bibliography"/>
   </ds:schemaRefs>
